--- a/Dispute Resolution/Stage 3A Case Preparation and Document Assessment - Visa Debit Dispute Management Process - DRAFT.docx
+++ b/Dispute Resolution/Stage 3A Case Preparation and Document Assessment - Visa Debit Dispute Management Process - DRAFT.docx
@@ -1964,7 +1964,7 @@
     </w:p>
     <w:p>
       <w:r>
-        <w:t>The visual overview below provides the end-to-end process for case preparation and document assessment. This stage is owned by the Payment Services / Fraud teams.</w:t>
+        <w:t>The visual overview below provides the end-to-end process for case preparation and document assessment. This stage is owned by the Payment Services Team and Fraud Prevention Department.</w:t>
       </w:r>
     </w:p>
     <w:p>
@@ -2021,7 +2021,7 @@
     </w:p>
     <w:p>
       <w:r>
-        <w:t>The following procedure provides a step-by-step outline of the activities performed by the assigned Payment Services or Fraud agent as part of case preparation and document assessment.</w:t>
+        <w:t>The following procedure provides a step-by-step outline of the activities performed by the assigned Payment Services Team member or Fraud Specialist as part of case preparation and document assessment.</w:t>
       </w:r>
     </w:p>
     <w:p>
@@ -2042,15 +2042,15 @@
     </w:p>
     <w:p>
       <w:r>
-        <w:t>Upon proceeding from Stage 2 — Dispute Triage, the assigned agent commences investigation of the case:</w:t>
+        <w:t>Upon proceeding from Stage 2 — Dispute Triage, the assigned Payment Services Team member or Fraud Specialist commences investigation of the case:</w:t>
       </w:r>
     </w:p>
     <w:p>
       <w:pPr>
         <w:pStyle w:val="ListParagraph"/>
         <w:numPr>
-          <w:ilvl w:val="0"/>
-          <w:numId w:val="600"/>
+          <w:ilvl w:val="1"/>
+          <w:numId w:val="700"/>
         </w:numPr>
         <w:ind w:hanging="357"/>
         <w:contextualSpacing w:val="0"/>
@@ -2060,18 +2060,18 @@
           <w:b/>
           <w:i w:val="0"/>
         </w:rPr>
-        <w:t xml:space="preserve">Fraud: </w:t>
-      </w:r>
-      <w:r>
-        <w:t>the Fraud Specialist should follow the Visa Debit Card Fraud Investigation Process.</w:t>
+        <w:t xml:space="preserve">Fraud Prevention Department: </w:t>
+      </w:r>
+      <w:r>
+        <w:t>please refer to the Visa Debit Card Fraud Investigation Process. Once complete, proceed to Section 6.2.5 — Assess Network Dispute Rights and Proceed to Case Submission.</w:t>
       </w:r>
     </w:p>
     <w:p>
       <w:pPr>
         <w:pStyle w:val="ListParagraph"/>
         <w:numPr>
-          <w:ilvl w:val="0"/>
-          <w:numId w:val="600"/>
+          <w:ilvl w:val="1"/>
+          <w:numId w:val="700"/>
         </w:numPr>
         <w:ind w:hanging="357"/>
         <w:contextualSpacing w:val="0"/>
@@ -2081,26 +2081,10 @@
           <w:b/>
           <w:i w:val="0"/>
         </w:rPr>
-        <w:t xml:space="preserve">Non-Fraud: </w:t>
-      </w:r>
-      <w:r>
-        <w:t>the Payment Services agent should follow Section 6.2.2 — Non-Fraud Investigation below.</w:t>
-      </w:r>
-    </w:p>
-    <w:p>
-      <w:r>
-        <w:rPr>
-          <w:b/>
-          <w:i/>
-        </w:rPr>
-        <w:t xml:space="preserve">Note: </w:t>
-      </w:r>
-      <w:r>
-        <w:rPr>
-          <w:b w:val="0"/>
-          <w:i/>
-        </w:rPr>
-        <w:t>the Visa Debit Card Fraud Investigation Process is a separate, dedicated procedure and is out of scope for this document. Both paths resume at Section 6.2.3 — Assess Network Dispute Rights and Proceed to Case Submission once investigation is complete.</w:t>
+        <w:t xml:space="preserve">Payment Services Team: </w:t>
+      </w:r>
+      <w:r>
+        <w:t>please refer to Section 6.2.2 — Review Referral and Available Information below.</w:t>
       </w:r>
     </w:p>
     <w:p>
@@ -2116,27 +2100,20 @@
         <w:rPr>
           <w:sz w:val="28"/>
         </w:rPr>
-        <w:t>6.2.2 Non-Fraud Investigation (Payment Services)</w:t>
+        <w:t>6.2.2 Review Referral and Available Information (Payment Services Team)</w:t>
       </w:r>
     </w:p>
     <w:p>
       <w:r>
-        <w:rPr>
-          <w:b/>
-          <w:i w:val="0"/>
-        </w:rPr>
-        <w:t xml:space="preserve">Step 1 — Review referral and available information: </w:t>
-      </w:r>
-      <w:r>
-        <w:t>upon receipt of the case, the Payment Services agent must review the case and available information to determine whether sufficient information is available to proceed with the investigation. The agent should verify that the following information is available for review, including but not limited to:</w:t>
+        <w:t>Upon receipt of the case, the Payment Services Team member must review the case and available information to determine whether sufficient information is available to proceed with the investigation. The agent should verify that the following information is available for review, including but not limited to:</w:t>
       </w:r>
     </w:p>
     <w:p>
       <w:pPr>
         <w:pStyle w:val="ListParagraph"/>
         <w:numPr>
-          <w:ilvl w:val="0"/>
-          <w:numId w:val="601"/>
+          <w:ilvl w:val="1"/>
+          <w:numId w:val="700"/>
         </w:numPr>
         <w:ind w:hanging="357"/>
         <w:contextualSpacing w:val="0"/>
@@ -2149,8 +2126,8 @@
       <w:pPr>
         <w:pStyle w:val="ListParagraph"/>
         <w:numPr>
-          <w:ilvl w:val="0"/>
-          <w:numId w:val="601"/>
+          <w:ilvl w:val="1"/>
+          <w:numId w:val="700"/>
         </w:numPr>
         <w:ind w:hanging="357"/>
         <w:contextualSpacing w:val="0"/>
@@ -2163,22 +2140,22 @@
       <w:pPr>
         <w:pStyle w:val="ListParagraph"/>
         <w:numPr>
-          <w:ilvl w:val="0"/>
-          <w:numId w:val="601"/>
+          <w:ilvl w:val="1"/>
+          <w:numId w:val="700"/>
         </w:numPr>
         <w:ind w:hanging="357"/>
         <w:contextualSpacing w:val="0"/>
       </w:pPr>
       <w:r>
-        <w:t>The member's dispute narrative and reason for dispute (suggested source: CRM Dispute Narrative).</w:t>
+        <w:t>The member’s dispute narrative and reason for dispute (suggested source: CRM Dispute Narrative).</w:t>
       </w:r>
     </w:p>
     <w:p>
       <w:pPr>
         <w:pStyle w:val="ListParagraph"/>
         <w:numPr>
-          <w:ilvl w:val="0"/>
-          <w:numId w:val="601"/>
+          <w:ilvl w:val="1"/>
+          <w:numId w:val="700"/>
         </w:numPr>
         <w:ind w:hanging="357"/>
         <w:contextualSpacing w:val="0"/>
@@ -2189,10 +2166,6 @@
     </w:p>
     <w:p>
       <w:r>
-        <w:rPr>
-          <w:b w:val="0"/>
-          <w:i w:val="0"/>
-        </w:rPr>
         <w:t>Based on the above, determine whether there is sufficient information available to conduct the investigation:</w:t>
       </w:r>
     </w:p>
@@ -2200,8 +2173,8 @@
       <w:pPr>
         <w:pStyle w:val="ListParagraph"/>
         <w:numPr>
-          <w:ilvl w:val="0"/>
-          <w:numId w:val="602"/>
+          <w:ilvl w:val="1"/>
+          <w:numId w:val="700"/>
         </w:numPr>
         <w:ind w:hanging="357"/>
         <w:contextualSpacing w:val="0"/>
@@ -2214,15 +2187,15 @@
         <w:t xml:space="preserve">If the information is complete: </w:t>
       </w:r>
       <w:r>
-        <w:t>proceed to Step 2 — Conduct investigation.</w:t>
+        <w:t>proceed to Section 6.2.3 — Conduct Investigation.</w:t>
       </w:r>
     </w:p>
     <w:p>
       <w:pPr>
         <w:pStyle w:val="ListParagraph"/>
         <w:numPr>
-          <w:ilvl w:val="0"/>
-          <w:numId w:val="602"/>
+          <w:ilvl w:val="1"/>
+          <w:numId w:val="700"/>
         </w:numPr>
         <w:ind w:hanging="357"/>
         <w:contextualSpacing w:val="0"/>
@@ -2235,19 +2208,28 @@
         <w:t xml:space="preserve">If information is incomplete: </w:t>
       </w:r>
       <w:r>
-        <w:t>send a missing information request to the Growth Team. Once sufficient information is received, proceed to Step 2 — Conduct investigation.</w:t>
+        <w:t>send a missing information request to the Growth Team. Once sufficient information is received, proceed to Section 6.2.3 — Conduct Investigation.</w:t>
       </w:r>
     </w:p>
     <w:p>
+      <w:pPr>
+        <w:pStyle w:val="Heading3"/>
+        <w:numPr>
+          <w:ilvl w:val="0"/>
+          <w:numId w:val="0"/>
+        </w:numPr>
+        <w:ind w:left="992" w:hanging="992"/>
+      </w:pPr>
       <w:r>
         <w:rPr>
-          <w:b/>
-          <w:i w:val="0"/>
+          <w:sz w:val="28"/>
         </w:rPr>
-        <w:t xml:space="preserve">Step 2 — Conduct investigation: </w:t>
-      </w:r>
-      <w:r>
-        <w:t>the Payment Services agent should use the investigation matrix below as a guide to review the available information and determine whether it supports the member's reported dispute.</w:t>
+        <w:t>6.2.3 Conduct Investigation (Payment Services Team)</w:t>
+      </w:r>
+    </w:p>
+    <w:p>
+      <w:r>
+        <w:t>The Payment Services Team member should review the available information for the following red flags:</w:t>
       </w:r>
     </w:p>
     <w:tbl>
@@ -2257,16 +2239,14 @@
         <w:tblLook w:firstColumn="1" w:firstRow="1" w:lastColumn="0" w:lastRow="0" w:noHBand="0" w:noVBand="1" w:val="04A0"/>
       </w:tblPr>
       <w:tblGrid>
-        <w:gridCol w:w="1872"/>
-        <w:gridCol w:w="1872"/>
-        <w:gridCol w:w="1872"/>
-        <w:gridCol w:w="1872"/>
-        <w:gridCol w:w="1872"/>
+        <w:gridCol w:w="3120"/>
+        <w:gridCol w:w="3120"/>
+        <w:gridCol w:w="3120"/>
       </w:tblGrid>
       <w:tr>
         <w:tc>
           <w:tcPr>
-            <w:tcW w:type="dxa" w:w="1872"/>
+            <w:tcW w:type="dxa" w:w="3120"/>
           </w:tcPr>
           <w:p>
             <w:r/>
@@ -2280,7 +2260,7 @@
         </w:tc>
         <w:tc>
           <w:tcPr>
-            <w:tcW w:type="dxa" w:w="1872"/>
+            <w:tcW w:type="dxa" w:w="3120"/>
           </w:tcPr>
           <w:p>
             <w:r/>
@@ -2288,13 +2268,13 @@
               <w:rPr>
                 <w:b/>
               </w:rPr>
-              <w:t>Review Area</w:t>
+              <w:t>Red Flag Check</w:t>
             </w:r>
           </w:p>
         </w:tc>
         <w:tc>
           <w:tcPr>
-            <w:tcW w:type="dxa" w:w="1872"/>
+            <w:tcW w:type="dxa" w:w="3120"/>
           </w:tcPr>
           <w:p>
             <w:r/>
@@ -2302,35 +2282,7 @@
               <w:rPr>
                 <w:b/>
               </w:rPr>
-              <w:t>Specific Data Elements</w:t>
-            </w:r>
-          </w:p>
-        </w:tc>
-        <w:tc>
-          <w:tcPr>
-            <w:tcW w:type="dxa" w:w="1872"/>
-          </w:tcPr>
-          <w:p>
-            <w:r/>
-            <w:r>
-              <w:rPr>
-                <w:b/>
-              </w:rPr>
-              <w:t>Indicators Supporting Dispute</w:t>
-            </w:r>
-          </w:p>
-        </w:tc>
-        <w:tc>
-          <w:tcPr>
-            <w:tcW w:type="dxa" w:w="1872"/>
-          </w:tcPr>
-          <w:p>
-            <w:r/>
-            <w:r>
-              <w:rPr>
-                <w:b/>
-              </w:rPr>
-              <w:t>Indicators Inconsistent with Dispute</w:t>
+              <w:t>Suggested Source</w:t>
             </w:r>
           </w:p>
         </w:tc>
@@ -2338,7 +2290,7 @@
       <w:tr>
         <w:tc>
           <w:tcPr>
-            <w:tcW w:type="dxa" w:w="1872"/>
+            <w:tcW w:type="dxa" w:w="3120"/>
           </w:tcPr>
           <w:p>
             <w:r/>
@@ -2352,7 +2304,7 @@
         </w:tc>
         <w:tc>
           <w:tcPr>
-            <w:tcW w:type="dxa" w:w="1872"/>
+            <w:tcW w:type="dxa" w:w="3120"/>
           </w:tcPr>
           <w:p>
             <w:r/>
@@ -2360,15 +2312,13 @@
               <w:rPr>
                 <w:b w:val="0"/>
               </w:rPr>
-              <w:t>Transaction Data</w:t>
-              <w:br/>
-              <w:t>(suggested source: CRM, DNA)</w:t>
+              <w:t>Transaction details (date, amount, merchant) on file do not match the member’s claim or the ATM/POS Trace Request.</w:t>
             </w:r>
           </w:p>
         </w:tc>
         <w:tc>
           <w:tcPr>
-            <w:tcW w:type="dxa" w:w="1872"/>
+            <w:tcW w:type="dxa" w:w="3120"/>
           </w:tcPr>
           <w:p>
             <w:r/>
@@ -2376,35 +2326,7 @@
               <w:rPr>
                 <w:b w:val="0"/>
               </w:rPr>
-              <w:t>Date, amount, merchant, transaction channel/network type</w:t>
-            </w:r>
-          </w:p>
-        </w:tc>
-        <w:tc>
-          <w:tcPr>
-            <w:tcW w:type="dxa" w:w="1872"/>
-          </w:tcPr>
-          <w:p>
-            <w:r/>
-            <w:r>
-              <w:rPr>
-                <w:b w:val="0"/>
-              </w:rPr>
-              <w:t>Transaction details on file match the member's claim and the ATM/POS Trace Request</w:t>
-            </w:r>
-          </w:p>
-        </w:tc>
-        <w:tc>
-          <w:tcPr>
-            <w:tcW w:type="dxa" w:w="1872"/>
-          </w:tcPr>
-          <w:p>
-            <w:r/>
-            <w:r>
-              <w:rPr>
-                <w:b w:val="0"/>
-              </w:rPr>
-              <w:t>Transaction details on file do not match the member's claim</w:t>
+              <w:t>CRM, DNA</w:t>
             </w:r>
           </w:p>
         </w:tc>
@@ -2412,7 +2334,7 @@
       <w:tr>
         <w:tc>
           <w:tcPr>
-            <w:tcW w:type="dxa" w:w="1872"/>
+            <w:tcW w:type="dxa" w:w="3120"/>
           </w:tcPr>
           <w:p>
             <w:r/>
@@ -2426,7 +2348,7 @@
         </w:tc>
         <w:tc>
           <w:tcPr>
-            <w:tcW w:type="dxa" w:w="1872"/>
+            <w:tcW w:type="dxa" w:w="3120"/>
           </w:tcPr>
           <w:p>
             <w:r/>
@@ -2434,15 +2356,13 @@
               <w:rPr>
                 <w:b w:val="0"/>
               </w:rPr>
-              <w:t>Dispute Reason &amp; Supporting Evidence</w:t>
-              <w:br/>
-              <w:t>(suggested source: CRM Dispute Narrative, member-provided documentation)</w:t>
+              <w:t>The disputed amount has already been reversed or refunded by the merchant.</w:t>
             </w:r>
           </w:p>
         </w:tc>
         <w:tc>
           <w:tcPr>
-            <w:tcW w:type="dxa" w:w="1872"/>
+            <w:tcW w:type="dxa" w:w="3120"/>
           </w:tcPr>
           <w:p>
             <w:r/>
@@ -2450,35 +2370,7 @@
               <w:rPr>
                 <w:b w:val="0"/>
               </w:rPr>
-              <w:t>Evidence relevant to the stated reason for dispute (e.g., order confirmation, proof of non-delivery, expected vs. billed amount, duplicate transaction records)</w:t>
-            </w:r>
-          </w:p>
-        </w:tc>
-        <w:tc>
-          <w:tcPr>
-            <w:tcW w:type="dxa" w:w="1872"/>
-          </w:tcPr>
-          <w:p>
-            <w:r/>
-            <w:r>
-              <w:rPr>
-                <w:b w:val="0"/>
-              </w:rPr>
-              <w:t>Evidence substantiates the member's stated reason for dispute (e.g., confirms non-delivery, incorrect amount, or duplicate charge)</w:t>
-            </w:r>
-          </w:p>
-        </w:tc>
-        <w:tc>
-          <w:tcPr>
-            <w:tcW w:type="dxa" w:w="1872"/>
-          </w:tcPr>
-          <w:p>
-            <w:r/>
-            <w:r>
-              <w:rPr>
-                <w:b w:val="0"/>
-              </w:rPr>
-              <w:t>Evidence contradicts or does not support the member's stated reason for dispute</w:t>
+              <w:t>DNA</w:t>
             </w:r>
           </w:p>
         </w:tc>
@@ -2486,7 +2378,7 @@
       <w:tr>
         <w:tc>
           <w:tcPr>
-            <w:tcW w:type="dxa" w:w="1872"/>
+            <w:tcW w:type="dxa" w:w="3120"/>
           </w:tcPr>
           <w:p>
             <w:r/>
@@ -2500,7 +2392,7 @@
         </w:tc>
         <w:tc>
           <w:tcPr>
-            <w:tcW w:type="dxa" w:w="1872"/>
+            <w:tcW w:type="dxa" w:w="3120"/>
           </w:tcPr>
           <w:p>
             <w:r/>
@@ -2508,15 +2400,13 @@
               <w:rPr>
                 <w:b w:val="0"/>
               </w:rPr>
-              <w:t>Merchant Contact</w:t>
-              <w:br/>
-              <w:t>(suggested source: CRM Dispute Narrative)</w:t>
+              <w:t>The member has a history of frequent or repeated disputes.</w:t>
             </w:r>
           </w:p>
         </w:tc>
         <w:tc>
           <w:tcPr>
-            <w:tcW w:type="dxa" w:w="1872"/>
+            <w:tcW w:type="dxa" w:w="3120"/>
           </w:tcPr>
           <w:p>
             <w:r/>
@@ -2524,109 +2414,7 @@
               <w:rPr>
                 <w:b w:val="0"/>
               </w:rPr>
-              <w:t>Whether the member contacted the merchant, and the merchant's response</w:t>
-            </w:r>
-          </w:p>
-        </w:tc>
-        <w:tc>
-          <w:tcPr>
-            <w:tcW w:type="dxa" w:w="1872"/>
-          </w:tcPr>
-          <w:p>
-            <w:r/>
-            <w:r>
-              <w:rPr>
-                <w:b w:val="0"/>
-              </w:rPr>
-              <w:t>Merchant was unresponsive, declined to resolve the issue, or did not provide an adequate remedy</w:t>
-            </w:r>
-          </w:p>
-        </w:tc>
-        <w:tc>
-          <w:tcPr>
-            <w:tcW w:type="dxa" w:w="1872"/>
-          </w:tcPr>
-          <w:p>
-            <w:r/>
-            <w:r>
-              <w:rPr>
-                <w:b w:val="0"/>
-              </w:rPr>
-              <w:t>Merchant resolved the issue directly with the member (e.g., issued a refund or replacement)</w:t>
-            </w:r>
-          </w:p>
-        </w:tc>
-      </w:tr>
-      <w:tr>
-        <w:tc>
-          <w:tcPr>
-            <w:tcW w:type="dxa" w:w="1872"/>
-          </w:tcPr>
-          <w:p>
-            <w:r/>
-            <w:r>
-              <w:rPr>
-                <w:b w:val="0"/>
-              </w:rPr>
-              <w:t>4</w:t>
-            </w:r>
-          </w:p>
-        </w:tc>
-        <w:tc>
-          <w:tcPr>
-            <w:tcW w:type="dxa" w:w="1872"/>
-          </w:tcPr>
-          <w:p>
-            <w:r/>
-            <w:r>
-              <w:rPr>
-                <w:b w:val="0"/>
-              </w:rPr>
-              <w:t>Member History &amp; Dispute Pattern</w:t>
-              <w:br/>
-              <w:t>(suggested source: DNA)</w:t>
-            </w:r>
-          </w:p>
-        </w:tc>
-        <w:tc>
-          <w:tcPr>
-            <w:tcW w:type="dxa" w:w="1872"/>
-          </w:tcPr>
-          <w:p>
-            <w:r/>
-            <w:r>
-              <w:rPr>
-                <w:b w:val="0"/>
-              </w:rPr>
-              <w:t>Prior disputes on file within a rolling 12-month period</w:t>
-            </w:r>
-          </w:p>
-        </w:tc>
-        <w:tc>
-          <w:tcPr>
-            <w:tcW w:type="dxa" w:w="1872"/>
-          </w:tcPr>
-          <w:p>
-            <w:r/>
-            <w:r>
-              <w:rPr>
-                <w:b w:val="0"/>
-              </w:rPr>
-              <w:t>No significant dispute history identified</w:t>
-            </w:r>
-          </w:p>
-        </w:tc>
-        <w:tc>
-          <w:tcPr>
-            <w:tcW w:type="dxa" w:w="1872"/>
-          </w:tcPr>
-          <w:p>
-            <w:r/>
-            <w:r>
-              <w:rPr>
-                <w:b w:val="0"/>
-              </w:rPr>
-              <w:t>A pattern of frequent or repeated disputes, which may indicate Refund/Dispute Abuse (see the Visa Debit Card Fraud Investigation Process — First-Party Fraud) and should be escalated for further review</w:t>
+              <w:t>DNA</w:t>
             </w:r>
           </w:p>
         </w:tc>
@@ -2634,19 +2422,7 @@
     </w:tbl>
     <w:p>
       <w:r>
-        <w:t>Capture the investigation notes and findings in the CRM case.</w:t>
-      </w:r>
-    </w:p>
-    <w:p>
-      <w:r>
-        <w:rPr>
-          <w:b/>
-          <w:i w:val="0"/>
-        </w:rPr>
-        <w:t xml:space="preserve">Step 3 — Record investigation outcome: </w:t>
-      </w:r>
-      <w:r>
-        <w:t>based on the totality of evidence identified during the investigation, document the investigation findings and whether the evidence supports the member's reported dispute in the CRM case notes. Proceed to Section 6.2.3 — Assess Network Dispute Rights and Proceed to Case Submission.</w:t>
+        <w:t>Capture the investigation notes and findings in the CRM case, then proceed to Section 6.2.4 — Determine and Record Investigation Outcome.</w:t>
       </w:r>
     </w:p>
     <w:p>
@@ -2662,12 +2438,75 @@
         <w:rPr>
           <w:sz w:val="28"/>
         </w:rPr>
-        <w:t>6.2.3 Assess Network Dispute Rights and Proceed to Case Submission</w:t>
+        <w:t>6.2.4 Determine and Record Investigation Outcome (Payment Services Team)</w:t>
       </w:r>
     </w:p>
     <w:p>
       <w:r>
-        <w:t>Once investigation is complete (Fraud: per the Visa Debit Card Fraud Investigation Process; Non-Fraud: per Section 6.2.2 above), the assigned agent should assess whether the dispute is eligible for submission, based on the investigation findings and the applicable network dispute rights criteria (see the Everlink — Visa Debit Program Chargeback User Guide):</w:t>
+        <w:t>Based on the totality of evidence identified during the investigation, including the red flags identified in Section 6.2.3, the Payment Services Team member should determine whether the dispute is valid.</w:t>
+      </w:r>
+    </w:p>
+    <w:p>
+      <w:pPr>
+        <w:pStyle w:val="ListParagraph"/>
+        <w:numPr>
+          <w:ilvl w:val="1"/>
+          <w:numId w:val="700"/>
+        </w:numPr>
+        <w:ind w:hanging="357"/>
+        <w:contextualSpacing w:val="0"/>
+      </w:pPr>
+      <w:r>
+        <w:rPr>
+          <w:b/>
+          <w:i w:val="0"/>
+        </w:rPr>
+        <w:t xml:space="preserve">If the dispute is valid (no red flags identified, or identified red flags do not warrant denial): </w:t>
+      </w:r>
+      <w:r>
+        <w:t>document the outcome in the CRM case notes, and proceed to Section 6.2.5 — Assess Network Dispute Rights and Proceed to Case Submission.</w:t>
+      </w:r>
+    </w:p>
+    <w:p>
+      <w:pPr>
+        <w:pStyle w:val="ListParagraph"/>
+        <w:numPr>
+          <w:ilvl w:val="1"/>
+          <w:numId w:val="700"/>
+        </w:numPr>
+        <w:ind w:hanging="357"/>
+        <w:contextualSpacing w:val="0"/>
+      </w:pPr>
+      <w:r>
+        <w:rPr>
+          <w:b/>
+          <w:i w:val="0"/>
+        </w:rPr>
+        <w:t xml:space="preserve">If the dispute is not valid (red flags identified): </w:t>
+      </w:r>
+      <w:r>
+        <w:t>document the rationale in the CRM case notes, close the case by setting the CRM case status to “Closed”, and communicate the outcome to the member. This procedure ends.</w:t>
+      </w:r>
+    </w:p>
+    <w:p>
+      <w:pPr>
+        <w:pStyle w:val="Heading3"/>
+        <w:numPr>
+          <w:ilvl w:val="0"/>
+          <w:numId w:val="0"/>
+        </w:numPr>
+        <w:ind w:left="992" w:hanging="992"/>
+      </w:pPr>
+      <w:r>
+        <w:rPr>
+          <w:sz w:val="28"/>
+        </w:rPr>
+        <w:t>6.2.5 Assess Network Dispute Rights and Proceed to Case Submission</w:t>
+      </w:r>
+    </w:p>
+    <w:p>
+      <w:r>
+        <w:t>Once investigation is complete (Fraud: per the Visa Debit Card Fraud Investigation Process; Non-Fraud: per Sections 6.2.2 – 6.2.4 above), the assigned agent should assess whether the dispute is eligible for submission, based on the investigation findings and the applicable network dispute rights criteria (see the Everlink — Visa Debit Program Chargeback User Guide):</w:t>
       </w:r>
     </w:p>
     <w:p>
@@ -2675,7 +2514,7 @@
         <w:pStyle w:val="ListParagraph"/>
         <w:numPr>
           <w:ilvl w:val="0"/>
-          <w:numId w:val="603"/>
+          <w:numId w:val="701"/>
         </w:numPr>
         <w:ind w:hanging="357"/>
         <w:contextualSpacing w:val="0"/>
@@ -2696,7 +2535,7 @@
         <w:pStyle w:val="ListParagraph"/>
         <w:numPr>
           <w:ilvl w:val="0"/>
-          <w:numId w:val="603"/>
+          <w:numId w:val="701"/>
         </w:numPr>
         <w:ind w:hanging="357"/>
         <w:contextualSpacing w:val="0"/>
@@ -2717,7 +2556,7 @@
         <w:pStyle w:val="ListParagraph"/>
         <w:numPr>
           <w:ilvl w:val="1"/>
-          <w:numId w:val="603"/>
+          <w:numId w:val="701"/>
         </w:numPr>
         <w:ind w:hanging="357"/>
         <w:contextualSpacing w:val="0"/>
@@ -2739,10 +2578,6 @@
     </w:p>
     <w:p>
       <w:r>
-        <w:rPr>
-          <w:b w:val="0"/>
-          <w:i w:val="0"/>
-        </w:rPr>
         <w:t>Based on the above, determine whether to proceed to case submission:</w:t>
       </w:r>
     </w:p>
@@ -2750,8 +2585,8 @@
       <w:pPr>
         <w:pStyle w:val="ListParagraph"/>
         <w:numPr>
-          <w:ilvl w:val="0"/>
-          <w:numId w:val="604"/>
+          <w:ilvl w:val="1"/>
+          <w:numId w:val="700"/>
         </w:numPr>
         <w:ind w:hanging="357"/>
         <w:contextualSpacing w:val="0"/>
@@ -2771,8 +2606,8 @@
       <w:pPr>
         <w:pStyle w:val="ListParagraph"/>
         <w:numPr>
-          <w:ilvl w:val="0"/>
-          <w:numId w:val="604"/>
+          <w:ilvl w:val="1"/>
+          <w:numId w:val="700"/>
         </w:numPr>
         <w:ind w:hanging="357"/>
         <w:contextualSpacing w:val="0"/>
@@ -5767,7 +5602,7 @@
   <w:num w:numId="27" w16cid:durableId="1604651908">
     <w:abstractNumId w:val="0"/>
   </w:num>
-  <w:num w:numId="600">
+  <w:num w:numId="700">
     <w:abstractNumId w:val="8"/>
     <w:lvlOverride w:ilvl="0">
       <w:startOverride w:val="1"/>
@@ -5776,34 +5611,7 @@
       <w:startOverride w:val="1"/>
     </w:lvlOverride>
   </w:num>
-  <w:num w:numId="601">
-    <w:abstractNumId w:val="8"/>
-    <w:lvlOverride w:ilvl="0">
-      <w:startOverride w:val="1"/>
-    </w:lvlOverride>
-    <w:lvlOverride w:ilvl="1">
-      <w:startOverride w:val="1"/>
-    </w:lvlOverride>
-  </w:num>
-  <w:num w:numId="602">
-    <w:abstractNumId w:val="8"/>
-    <w:lvlOverride w:ilvl="0">
-      <w:startOverride w:val="1"/>
-    </w:lvlOverride>
-    <w:lvlOverride w:ilvl="1">
-      <w:startOverride w:val="1"/>
-    </w:lvlOverride>
-  </w:num>
-  <w:num w:numId="603">
-    <w:abstractNumId w:val="8"/>
-    <w:lvlOverride w:ilvl="0">
-      <w:startOverride w:val="1"/>
-    </w:lvlOverride>
-    <w:lvlOverride w:ilvl="1">
-      <w:startOverride w:val="1"/>
-    </w:lvlOverride>
-  </w:num>
-  <w:num w:numId="604">
+  <w:num w:numId="701">
     <w:abstractNumId w:val="8"/>
     <w:lvlOverride w:ilvl="0">
       <w:startOverride w:val="1"/>
